--- a/Documentation/reports/Rapport_Professionnel_DevoTeam_Dashboard.docx
+++ b/Documentation/reports/Rapport_Professionnel_DevoTeam_Dashboard.docx
@@ -1236,7 +1236,7 @@
               <w:rPr>
                 <w:sz w:val="19"/>
               </w:rPr>
-              <w:t>Google Gemini — gemini-flash-lite-latest</w:t>
+              <w:t>Ollama (local) — qwen2.5:7b-instruct-q4_K_M</w:t>
             </w:r>
           </w:p>
         </w:tc>
@@ -1250,7 +1250,7 @@
               <w:rPr>
                 <w:sz w:val="19"/>
               </w:rPr>
-              <w:t>Sortie JSON structurée, faible latence, complétée par une validation stricte côté serveur.</w:t>
+              <w:t>Aucune clé API, aucun quota, sortie JSON complétée par une validation stricte côté serveur.</w:t>
             </w:r>
           </w:p>
         </w:tc>
@@ -1509,7 +1509,7 @@
               <w:rPr>
                 <w:sz w:val="19"/>
               </w:rPr>
-              <w:t>pytest (489 tests)</w:t>
+              <w:t>pytest (622 tests)</w:t>
             </w:r>
           </w:p>
         </w:tc>
@@ -1585,7 +1585,7 @@
         <w:pStyle w:val="ListBullet"/>
       </w:pPr>
       <w:r>
-        <w:t>489 tests automatisés couvrent la compréhension du langage, le requêtage des données, la génération des tableaux de bord et le système d'alerte.</w:t>
+        <w:t>622 tests automatisés couvrent la compréhension du langage, le requêtage des données, la génération des tableaux de bord et le système d'alerte.</w:t>
       </w:r>
     </w:p>
     <w:p>
@@ -1601,7 +1601,7 @@
         <w:pStyle w:val="ListBullet"/>
       </w:pPr>
       <w:r>
-        <w:t>La clé de compte de service Google (accès au Sheet) est un fichier JSON exclu du dépôt (dossier credentials/ entièrement gitignoré) — jamais commité, quel que soit son nom.</w:t>
+        <w:t>La lecture du Sheet ne passe par aucun identifiant (lien d'export public) — ni clé API à protéger, ni fichier de compte de service, l'application n'en utilise plus aucun.</w:t>
       </w:r>
     </w:p>
     <w:p>

--- a/Documentation/reports/Rapport_Professionnel_DevoTeam_Dashboard.docx
+++ b/Documentation/reports/Rapport_Professionnel_DevoTeam_Dashboard.docx
@@ -1509,7 +1509,7 @@
               <w:rPr>
                 <w:sz w:val="19"/>
               </w:rPr>
-              <w:t>pytest (622 tests)</w:t>
+              <w:t>pytest (629 tests)</w:t>
             </w:r>
           </w:p>
         </w:tc>
@@ -1585,7 +1585,7 @@
         <w:pStyle w:val="ListBullet"/>
       </w:pPr>
       <w:r>
-        <w:t>622 tests automatisés couvrent la compréhension du langage, le requêtage des données, la génération des tableaux de bord et le système d'alerte.</w:t>
+        <w:t>629 tests automatisés couvrent la compréhension du langage, le requêtage des données, la génération des tableaux de bord et le système d'alerte.</w:t>
       </w:r>
     </w:p>
     <w:p>

--- a/Documentation/reports/Rapport_Professionnel_DevoTeam_Dashboard.docx
+++ b/Documentation/reports/Rapport_Professionnel_DevoTeam_Dashboard.docx
@@ -98,7 +98,7 @@
           <w:color w:val="52514E"/>
           <w:sz w:val="20"/>
         </w:rPr>
-        <w:t>DevoTeam Dashboard — Projet interne  |  Août 2026  |  Youssef Hmidi</w:t>
+        <w:t>DevoTeam Dashboard — Projet interne  |  Octobre 2026  |  Youssef Hmidi</w:t>
       </w:r>
     </w:p>
     <w:p>
@@ -209,6 +209,17 @@
           <w:color w:val="242422"/>
         </w:rPr>
         <w:t>Preuve de fonctionnement — alertes deadlines</w:t>
+      </w:r>
+    </w:p>
+    <w:p>
+      <w:pPr>
+        <w:pStyle w:val="ListBullet"/>
+      </w:pPr>
+      <w:r>
+        <w:rPr>
+          <w:color w:val="242422"/>
+        </w:rPr>
+        <w:t>Déploiement sur un nouveau poste</w:t>
       </w:r>
     </w:p>
     <w:p>
@@ -797,6 +808,9 @@
         <w:gridCol w:w="4706"/>
       </w:tblGrid>
       <w:tr>
+        <w:trPr>
+          <w:cantSplit/>
+        </w:trPr>
         <w:tc>
           <w:tcPr>
             <w:tcW w:type="dxa" w:w="4706"/>
@@ -833,6 +847,9 @@
         </w:tc>
       </w:tr>
       <w:tr>
+        <w:trPr>
+          <w:cantSplit/>
+        </w:trPr>
         <w:tc>
           <w:tcPr>
             <w:tcW w:type="dxa" w:w="4706"/>
@@ -863,6 +880,9 @@
         </w:tc>
       </w:tr>
       <w:tr>
+        <w:trPr>
+          <w:cantSplit/>
+        </w:trPr>
         <w:tc>
           <w:tcPr>
             <w:tcW w:type="dxa" w:w="4706"/>
@@ -895,6 +915,9 @@
         </w:tc>
       </w:tr>
       <w:tr>
+        <w:trPr>
+          <w:cantSplit/>
+        </w:trPr>
         <w:tc>
           <w:tcPr>
             <w:tcW w:type="dxa" w:w="4706"/>
@@ -925,6 +948,9 @@
         </w:tc>
       </w:tr>
       <w:tr>
+        <w:trPr>
+          <w:cantSplit/>
+        </w:trPr>
         <w:tc>
           <w:tcPr>
             <w:tcW w:type="dxa" w:w="4706"/>
@@ -957,6 +983,9 @@
         </w:tc>
       </w:tr>
       <w:tr>
+        <w:trPr>
+          <w:cantSplit/>
+        </w:trPr>
         <w:tc>
           <w:tcPr>
             <w:tcW w:type="dxa" w:w="4706"/>
@@ -987,6 +1016,9 @@
         </w:tc>
       </w:tr>
       <w:tr>
+        <w:trPr>
+          <w:cantSplit/>
+        </w:trPr>
         <w:tc>
           <w:tcPr>
             <w:tcW w:type="dxa" w:w="4706"/>
@@ -1068,6 +1100,9 @@
         <w:gridCol w:w="3137"/>
       </w:tblGrid>
       <w:tr>
+        <w:trPr>
+          <w:cantSplit/>
+        </w:trPr>
         <w:tc>
           <w:tcPr>
             <w:tcW w:type="dxa" w:w="3137"/>
@@ -1121,6 +1156,9 @@
         </w:tc>
       </w:tr>
       <w:tr>
+        <w:trPr>
+          <w:cantSplit/>
+        </w:trPr>
         <w:tc>
           <w:tcPr>
             <w:tcW w:type="dxa" w:w="3137"/>
@@ -1165,6 +1203,9 @@
         </w:tc>
       </w:tr>
       <w:tr>
+        <w:trPr>
+          <w:cantSplit/>
+        </w:trPr>
         <w:tc>
           <w:tcPr>
             <w:tcW w:type="dxa" w:w="3137"/>
@@ -1212,6 +1253,9 @@
         </w:tc>
       </w:tr>
       <w:tr>
+        <w:trPr>
+          <w:cantSplit/>
+        </w:trPr>
         <w:tc>
           <w:tcPr>
             <w:tcW w:type="dxa" w:w="3137"/>
@@ -1256,6 +1300,9 @@
         </w:tc>
       </w:tr>
       <w:tr>
+        <w:trPr>
+          <w:cantSplit/>
+        </w:trPr>
         <w:tc>
           <w:tcPr>
             <w:tcW w:type="dxa" w:w="3137"/>
@@ -1303,6 +1350,9 @@
         </w:tc>
       </w:tr>
       <w:tr>
+        <w:trPr>
+          <w:cantSplit/>
+        </w:trPr>
         <w:tc>
           <w:tcPr>
             <w:tcW w:type="dxa" w:w="3137"/>
@@ -1347,6 +1397,9 @@
         </w:tc>
       </w:tr>
       <w:tr>
+        <w:trPr>
+          <w:cantSplit/>
+        </w:trPr>
         <w:tc>
           <w:tcPr>
             <w:tcW w:type="dxa" w:w="3137"/>
@@ -1394,6 +1447,9 @@
         </w:tc>
       </w:tr>
       <w:tr>
+        <w:trPr>
+          <w:cantSplit/>
+        </w:trPr>
         <w:tc>
           <w:tcPr>
             <w:tcW w:type="dxa" w:w="3137"/>
@@ -1438,6 +1494,9 @@
         </w:tc>
       </w:tr>
       <w:tr>
+        <w:trPr>
+          <w:cantSplit/>
+        </w:trPr>
         <w:tc>
           <w:tcPr>
             <w:tcW w:type="dxa" w:w="3137"/>
@@ -1485,6 +1544,9 @@
         </w:tc>
       </w:tr>
       <w:tr>
+        <w:trPr>
+          <w:cantSplit/>
+        </w:trPr>
         <w:tc>
           <w:tcPr>
             <w:tcW w:type="dxa" w:w="3137"/>
@@ -1509,7 +1571,7 @@
               <w:rPr>
                 <w:sz w:val="19"/>
               </w:rPr>
-              <w:t>pytest (629 tests)</w:t>
+              <w:t>pytest (633 tests)</w:t>
             </w:r>
           </w:p>
         </w:tc>
@@ -1585,7 +1647,7 @@
         <w:pStyle w:val="ListBullet"/>
       </w:pPr>
       <w:r>
-        <w:t>629 tests automatisés couvrent la compréhension du langage, le requêtage des données, la génération des tableaux de bord et le système d'alerte.</w:t>
+        <w:t>633 tests automatisés couvrent la compréhension du langage, le requêtage des données, la génération des tableaux de bord et le système d'alerte.</w:t>
       </w:r>
     </w:p>
     <w:p>
@@ -1696,6 +1758,308 @@
           <w:color w:val="F2405A"/>
           <w:sz w:val="36"/>
         </w:rPr>
+        <w:t>9. Déploiement sur un nouveau poste</w:t>
+      </w:r>
+    </w:p>
+    <w:p>
+      <w:r>
+        <w:rPr>
+          <w:b w:val="0"/>
+          <w:i w:val="0"/>
+        </w:rPr>
+        <w:t>L'application s'installe sur un poste Windows par un seul fichier, INSTALLER.bat, à double-cliquer. Il installe lui-même Docker Desktop (qui fait tourner l'application dans des conteneurs isolés) et Ollama (le modèle de langage, exécuté localement), télécharge le modèle, construit et démarre l'application, crée un raccourci sur le Bureau, puis vérifie que les chiffres affichés sont justes en les recalculant indépendamment depuis le Google Sheet. La personne qui installe ne saisit que deux valeurs : le lien de la feuille et le nom de son onglet.</w:t>
+      </w:r>
+    </w:p>
+    <w:p>
+      <w:r>
+        <w:rPr>
+          <w:b w:val="0"/>
+          <w:i w:val="0"/>
+        </w:rPr>
+        <w:t>Seul Git doit être installé au préalable, pour récupérer le projet. Le script est rejouable : interrompu (par un redémarrage de Windows, par exemple), il reprend exactement là où il s'était arrêté.</w:t>
+      </w:r>
+    </w:p>
+    <w:p>
+      <w:pPr>
+        <w:keepNext/>
+        <w:spacing w:before="280" w:after="120"/>
+      </w:pPr>
+      <w:r>
+        <w:rPr>
+          <w:b/>
+          <w:color w:val="242422"/>
+          <w:sz w:val="27"/>
+        </w:rPr>
+        <w:t>Conditions à réunir sur le poste</w:t>
+      </w:r>
+    </w:p>
+    <w:tbl>
+      <w:tblPr>
+        <w:tblStyle w:val="TableGrid"/>
+        <w:tblW w:type="auto" w:w="0"/>
+        <w:jc w:val="center"/>
+        <w:tblLook w:firstColumn="1" w:firstRow="1" w:lastColumn="0" w:lastRow="0" w:noHBand="0" w:noVBand="1" w:val="04A0"/>
+      </w:tblPr>
+      <w:tblGrid>
+        <w:gridCol w:w="4706"/>
+        <w:gridCol w:w="4706"/>
+      </w:tblGrid>
+      <w:tr>
+        <w:trPr>
+          <w:cantSplit/>
+        </w:trPr>
+        <w:tc>
+          <w:tcPr>
+            <w:tcW w:type="dxa" w:w="4706"/>
+            <w:shd w:fill="F2405A"/>
+          </w:tcPr>
+          <w:p>
+            <w:r/>
+            <w:r>
+              <w:rPr>
+                <w:b/>
+                <w:color w:val="FFFFFF"/>
+                <w:sz w:val="19"/>
+              </w:rPr>
+              <w:t>Condition</w:t>
+            </w:r>
+          </w:p>
+        </w:tc>
+        <w:tc>
+          <w:tcPr>
+            <w:tcW w:type="dxa" w:w="4706"/>
+            <w:shd w:fill="F2405A"/>
+          </w:tcPr>
+          <w:p>
+            <w:r/>
+            <w:r>
+              <w:rPr>
+                <w:b/>
+                <w:color w:val="FFFFFF"/>
+                <w:sz w:val="19"/>
+              </w:rPr>
+              <w:t>Pourquoi</w:t>
+            </w:r>
+          </w:p>
+        </w:tc>
+      </w:tr>
+      <w:tr>
+        <w:trPr>
+          <w:cantSplit/>
+        </w:trPr>
+        <w:tc>
+          <w:tcPr>
+            <w:tcW w:type="dxa" w:w="4706"/>
+          </w:tcPr>
+          <w:p>
+            <w:r/>
+            <w:r>
+              <w:rPr>
+                <w:sz w:val="19"/>
+              </w:rPr>
+              <w:t>Droits administrateur (ou un technicien présent)</w:t>
+            </w:r>
+          </w:p>
+        </w:tc>
+        <w:tc>
+          <w:tcPr>
+            <w:tcW w:type="dxa" w:w="4706"/>
+          </w:tcPr>
+          <w:p>
+            <w:r/>
+            <w:r>
+              <w:rPr>
+                <w:sz w:val="19"/>
+              </w:rPr>
+              <w:t>L'installation de Docker Desktop et de son sous-système Linux (WSL2) demande une élévation.</w:t>
+            </w:r>
+          </w:p>
+        </w:tc>
+      </w:tr>
+      <w:tr>
+        <w:trPr>
+          <w:cantSplit/>
+        </w:trPr>
+        <w:tc>
+          <w:tcPr>
+            <w:tcW w:type="dxa" w:w="4706"/>
+            <w:shd w:fill="FAFAF8"/>
+          </w:tcPr>
+          <w:p>
+            <w:r/>
+            <w:r>
+              <w:rPr>
+                <w:sz w:val="19"/>
+              </w:rPr>
+              <w:t>Virtualisation activée dans le BIOS</w:t>
+            </w:r>
+          </w:p>
+        </w:tc>
+        <w:tc>
+          <w:tcPr>
+            <w:tcW w:type="dxa" w:w="4706"/>
+            <w:shd w:fill="FAFAF8"/>
+          </w:tcPr>
+          <w:p>
+            <w:r/>
+            <w:r>
+              <w:rPr>
+                <w:sz w:val="19"/>
+              </w:rPr>
+              <w:t>Docker Desktop en dépend.</w:t>
+            </w:r>
+          </w:p>
+        </w:tc>
+      </w:tr>
+      <w:tr>
+        <w:trPr>
+          <w:cantSplit/>
+        </w:trPr>
+        <w:tc>
+          <w:tcPr>
+            <w:tcW w:type="dxa" w:w="4706"/>
+          </w:tcPr>
+          <w:p>
+            <w:r/>
+            <w:r>
+              <w:rPr>
+                <w:sz w:val="19"/>
+              </w:rPr>
+              <w:t>~20 Go libres, 16 Go de RAM conseillés</w:t>
+            </w:r>
+          </w:p>
+        </w:tc>
+        <w:tc>
+          <w:tcPr>
+            <w:tcW w:type="dxa" w:w="4706"/>
+          </w:tcPr>
+          <w:p>
+            <w:r/>
+            <w:r>
+              <w:rPr>
+                <w:sz w:val="19"/>
+              </w:rPr>
+              <w:t>~9 Go de téléchargements ; le modèle occupe ~5 Go de mémoire.</w:t>
+            </w:r>
+          </w:p>
+        </w:tc>
+      </w:tr>
+      <w:tr>
+        <w:trPr>
+          <w:cantSplit/>
+        </w:trPr>
+        <w:tc>
+          <w:tcPr>
+            <w:tcW w:type="dxa" w:w="4706"/>
+            <w:shd w:fill="FAFAF8"/>
+          </w:tcPr>
+          <w:p>
+            <w:r/>
+            <w:r>
+              <w:rPr>
+                <w:sz w:val="19"/>
+              </w:rPr>
+              <w:t>Accès Internet non filtré</w:t>
+            </w:r>
+          </w:p>
+        </w:tc>
+        <w:tc>
+          <w:tcPr>
+            <w:tcW w:type="dxa" w:w="4706"/>
+            <w:shd w:fill="FAFAF8"/>
+          </w:tcPr>
+          <w:p>
+            <w:r/>
+            <w:r>
+              <w:rPr>
+                <w:sz w:val="19"/>
+              </w:rPr>
+              <w:t>GitHub, Docker, Ollama, Bruin, PyPI, npm et Google doivent être joignables pendant l'installation.</w:t>
+            </w:r>
+          </w:p>
+        </w:tc>
+      </w:tr>
+      <w:tr>
+        <w:trPr>
+          <w:cantSplit/>
+        </w:trPr>
+        <w:tc>
+          <w:tcPr>
+            <w:tcW w:type="dxa" w:w="4706"/>
+          </w:tcPr>
+          <w:p>
+            <w:r/>
+            <w:r>
+              <w:rPr>
+                <w:sz w:val="19"/>
+              </w:rPr>
+              <w:t>Licence Docker Desktop</w:t>
+            </w:r>
+          </w:p>
+        </w:tc>
+        <w:tc>
+          <w:tcPr>
+            <w:tcW w:type="dxa" w:w="4706"/>
+          </w:tcPr>
+          <w:p>
+            <w:r/>
+            <w:r>
+              <w:rPr>
+                <w:sz w:val="19"/>
+              </w:rPr>
+              <w:t>Gratuite sous 250 personnes et 10 M$ de chiffre d'affaires ; au-delà, abonnement payant — à valider pour Devoteam.</w:t>
+            </w:r>
+          </w:p>
+        </w:tc>
+      </w:tr>
+    </w:tbl>
+    <w:p/>
+    <w:p>
+      <w:r>
+        <w:rPr>
+          <w:b w:val="0"/>
+          <w:i w:val="0"/>
+        </w:rPr>
+        <w:t>Durée sur un poste neuf : 45 minutes à 1 h 30, essentiellement des téléchargements sans surveillance, plus un redémarrage.</w:t>
+      </w:r>
+    </w:p>
+    <w:p>
+      <w:pPr>
+        <w:keepNext/>
+        <w:spacing w:before="280" w:after="120"/>
+      </w:pPr>
+      <w:r>
+        <w:rPr>
+          <w:b/>
+          <w:color w:val="242422"/>
+          <w:sz w:val="27"/>
+        </w:rPr>
+        <w:t>Vérification de livraison (5 octobre 2026)</w:t>
+      </w:r>
+    </w:p>
+    <w:p>
+      <w:r>
+        <w:rPr>
+          <w:b w:val="0"/>
+          <w:i w:val="0"/>
+        </w:rPr>
+        <w:t>La version publiée a été installée depuis zéro avant d'être confiée : dossier récupéré depuis GitHub comme le ferait un nouveau poste, image reconstruite sans aucun cache, installateur réel exécuté de bout en bout. Résultat : sept étapes sur sept, quinze contrôles de justesse sur quinze (« TOUT EST JUSTE »), et la suite de 633 tests automatisés au vert. Les branches propres à un poste vierge (installation de Docker et d'Ollama sans le gestionnaire de paquets de Windows, diagnostic du sous-système WSL2) ont été éprouvées sur un Windows 11 neuf en machine virtuelle.</w:t>
+      </w:r>
+    </w:p>
+    <w:p>
+      <w:pPr>
+        <w:keepNext/>
+        <w:spacing w:before="400" w:after="200"/>
+        <w:pBdr>
+          <w:bottom w:val="single" w:sz="18" w:space="4" w:color="D42A45"/>
+        </w:pBdr>
+      </w:pPr>
+      <w:r>
+        <w:rPr>
+          <w:b/>
+          <w:color w:val="F2405A"/>
+          <w:sz w:val="36"/>
+        </w:rPr>
         <w:t>10. État d'avancement et roadmap</w:t>
       </w:r>
     </w:p>
@@ -1705,7 +2069,7 @@
           <w:b w:val="0"/>
           <w:i w:val="0"/>
         </w:rPr>
-        <w:t>L'application est complète et fonctionnelle de bout en bout, en hébergement local. Vingt-et-une phases de développement ont été livrées, de la mise en place du backend jusqu'à la génération automatique de tableaux de bord complets à partir d'une question — en passant par la suppression de la base de données au profit d'une lecture directe du Google Sheet.</w:t>
+        <w:t>L'application est complète et fonctionnelle de bout en bout, en hébergement local. Quarante-huit phases de développement ont été livrées, de la mise en place du backend jusqu'à la génération automatique de tableaux de bord complets à partir d'une question — en passant par la suppression de la base de données au profit d'une lecture directe du Google Sheet.</w:t>
       </w:r>
     </w:p>
     <w:p>

--- a/Documentation/reports/Rapport_Professionnel_DevoTeam_Dashboard.docx
+++ b/Documentation/reports/Rapport_Professionnel_DevoTeam_Dashboard.docx
@@ -1871,7 +1871,7 @@
               <w:rPr>
                 <w:sz w:val="19"/>
               </w:rPr>
-              <w:t>L'installation de Docker Desktop et de son sous-système Linux (WSL2) demande une élévation.</w:t>
+              <w:t>L'installation du sous-système Linux de Windows (WSL2), sur lequel tourne Docker Desktop, demande une élévation.</w:t>
             </w:r>
           </w:p>
         </w:tc>
@@ -1891,6 +1891,40 @@
               <w:rPr>
                 <w:sz w:val="19"/>
               </w:rPr>
+              <w:t>Windows 11 23H2 ou plus récent (ou Windows 10 22H2), 64 bits</w:t>
+            </w:r>
+          </w:p>
+        </w:tc>
+        <w:tc>
+          <w:tcPr>
+            <w:tcW w:type="dxa" w:w="4706"/>
+            <w:shd w:fill="FAFAF8"/>
+          </w:tcPr>
+          <w:p>
+            <w:r/>
+            <w:r>
+              <w:rPr>
+                <w:sz w:val="19"/>
+              </w:rPr>
+              <w:t>Version minimale exigée par Docker Desktop.</w:t>
+            </w:r>
+          </w:p>
+        </w:tc>
+      </w:tr>
+      <w:tr>
+        <w:trPr>
+          <w:cantSplit/>
+        </w:trPr>
+        <w:tc>
+          <w:tcPr>
+            <w:tcW w:type="dxa" w:w="4706"/>
+          </w:tcPr>
+          <w:p>
+            <w:r/>
+            <w:r>
+              <w:rPr>
+                <w:sz w:val="19"/>
+              </w:rPr>
               <w:t>Virtualisation activée dans le BIOS</w:t>
             </w:r>
           </w:p>
@@ -1898,7 +1932,6 @@
         <w:tc>
           <w:tcPr>
             <w:tcW w:type="dxa" w:w="4706"/>
-            <w:shd w:fill="FAFAF8"/>
           </w:tcPr>
           <w:p>
             <w:r/>
@@ -1918,6 +1951,7 @@
         <w:tc>
           <w:tcPr>
             <w:tcW w:type="dxa" w:w="4706"/>
+            <w:shd w:fill="FAFAF8"/>
           </w:tcPr>
           <w:p>
             <w:r/>
@@ -1932,6 +1966,7 @@
         <w:tc>
           <w:tcPr>
             <w:tcW w:type="dxa" w:w="4706"/>
+            <w:shd w:fill="FAFAF8"/>
           </w:tcPr>
           <w:p>
             <w:r/>
@@ -1951,7 +1986,6 @@
         <w:tc>
           <w:tcPr>
             <w:tcW w:type="dxa" w:w="4706"/>
-            <w:shd w:fill="FAFAF8"/>
           </w:tcPr>
           <w:p>
             <w:r/>
@@ -1966,7 +2000,6 @@
         <w:tc>
           <w:tcPr>
             <w:tcW w:type="dxa" w:w="4706"/>
-            <w:shd w:fill="FAFAF8"/>
           </w:tcPr>
           <w:p>
             <w:r/>
@@ -1986,6 +2019,7 @@
         <w:tc>
           <w:tcPr>
             <w:tcW w:type="dxa" w:w="4706"/>
+            <w:shd w:fill="FAFAF8"/>
           </w:tcPr>
           <w:p>
             <w:r/>
@@ -2000,6 +2034,7 @@
         <w:tc>
           <w:tcPr>
             <w:tcW w:type="dxa" w:w="4706"/>
+            <w:shd w:fill="FAFAF8"/>
           </w:tcPr>
           <w:p>
             <w:r/>
@@ -2020,7 +2055,7 @@
           <w:b w:val="0"/>
           <w:i w:val="0"/>
         </w:rPr>
-        <w:t>Durée sur un poste neuf : 45 minutes à 1 h 30, essentiellement des téléchargements sans surveillance, plus un redémarrage.</w:t>
+        <w:t>Durée sur un poste neuf : 45 minutes à 1 h 30, essentiellement des téléchargements sans surveillance, plus trois redémarrages de Windows.</w:t>
       </w:r>
     </w:p>
     <w:p>

--- a/Documentation/reports/Rapport_Professionnel_DevoTeam_Dashboard.docx
+++ b/Documentation/reports/Rapport_Professionnel_DevoTeam_Dashboard.docx
@@ -743,7 +743,45 @@
           <w:color w:val="242422"/>
           <w:sz w:val="27"/>
         </w:rPr>
-        <w:t>4.6 Branding et expérience utilisateur</w:t>
+        <w:t>4.6 La source de données pilotée depuis l'interface</w:t>
+      </w:r>
+    </w:p>
+    <w:p>
+      <w:pPr>
+        <w:pStyle w:val="ListBullet"/>
+      </w:pPr>
+      <w:r>
+        <w:t>« Santé des données » : un verdict sur la lecture du Google Sheet, les chiffres clés, les cellules à corriger dans la feuille et un aperçu des lignes — pour savoir en un clic si les chiffres affichés reposent sur une lecture réussie.</w:t>
+      </w:r>
+    </w:p>
+    <w:p>
+      <w:pPr>
+        <w:pStyle w:val="ListBullet"/>
+      </w:pPr>
+      <w:r>
+        <w:t>« Lier une feuille Google » : changer de feuille sans terminal. Les onglets sont proposés, la feuille est testée comme l'application la lira, et elle n'est enregistrée que si le test réussit.</w:t>
+      </w:r>
+    </w:p>
+    <w:p>
+      <w:pPr>
+        <w:pStyle w:val="ListBullet"/>
+      </w:pPr>
+      <w:r>
+        <w:t>Un raccourci « Arrêter DevoTeam Dashboard » arrête l'application et libère ses ports et la mémoire du modèle de langage.</w:t>
+      </w:r>
+    </w:p>
+    <w:p>
+      <w:pPr>
+        <w:keepNext/>
+        <w:spacing w:before="280" w:after="120"/>
+      </w:pPr>
+      <w:r>
+        <w:rPr>
+          <w:b/>
+          <w:color w:val="242422"/>
+          <w:sz w:val="27"/>
+        </w:rPr>
+        <w:t>4.7 Branding et expérience utilisateur</w:t>
       </w:r>
     </w:p>
     <w:p>
@@ -1571,7 +1609,7 @@
               <w:rPr>
                 <w:sz w:val="19"/>
               </w:rPr>
-              <w:t>pytest (633 tests)</w:t>
+              <w:t>pytest (680 tests)</w:t>
             </w:r>
           </w:p>
         </w:tc>
@@ -1647,7 +1685,7 @@
         <w:pStyle w:val="ListBullet"/>
       </w:pPr>
       <w:r>
-        <w:t>633 tests automatisés couvrent la compréhension du langage, le requêtage des données, la génération des tableaux de bord et le système d'alerte.</w:t>
+        <w:t>680 tests automatisés couvrent la compréhension du langage, le requêtage des données, la génération des tableaux de bord et le système d'alerte.</w:t>
       </w:r>
     </w:p>
     <w:p>

--- a/Documentation/reports/Rapport_Professionnel_DevoTeam_Dashboard.docx
+++ b/Documentation/reports/Rapport_Professionnel_DevoTeam_Dashboard.docx
@@ -1479,7 +1479,7 @@
               <w:rPr>
                 <w:sz w:val="19"/>
               </w:rPr>
-              <w:t>Interface de chat réactive, build optimisé pour un déploiement local.</w:t>
+              <w:t>Interface de chat réactive, build optimisé pour un déploiement local ; composants Radix UI, icônes Lucide, animations Motion.</w:t>
             </w:r>
           </w:p>
         </w:tc>
@@ -1609,7 +1609,7 @@
               <w:rPr>
                 <w:sz w:val="19"/>
               </w:rPr>
-              <w:t>pytest (680 tests)</w:t>
+              <w:t>pytest (686 tests)</w:t>
             </w:r>
           </w:p>
         </w:tc>
@@ -1685,7 +1685,7 @@
         <w:pStyle w:val="ListBullet"/>
       </w:pPr>
       <w:r>
-        <w:t>680 tests automatisés couvrent la compréhension du langage, le requêtage des données, la génération des tableaux de bord et le système d'alerte.</w:t>
+        <w:t>686 tests automatisés couvrent la compréhension du langage, le requêtage des données, la génération des tableaux de bord et le système d'alerte.</w:t>
       </w:r>
     </w:p>
     <w:p>
